--- a/QC_Voice_Recorder_操作手順.docx
+++ b/QC_Voice_Recorder_操作手順.docx
@@ -19,23 +19,13 @@
           <w:szCs w:val="28"/>
         </w:rPr>
       </w:pPr>
-      <w:proofErr w:type="spellStart"/>
       <w:r>
         <w:rPr>
           <w:rFonts w:hint="eastAsia"/>
           <w:sz w:val="28"/>
           <w:szCs w:val="28"/>
         </w:rPr>
-        <w:t>QC_Voice_Recorder</w:t>
-      </w:r>
-      <w:proofErr w:type="spellEnd"/>
-      <w:r>
-        <w:rPr>
-          <w:rFonts w:hint="eastAsia"/>
-          <w:sz w:val="28"/>
-          <w:szCs w:val="28"/>
-        </w:rPr>
-        <w:t>（Android版）取扱説明書</w:t>
+        <w:t>QC_Voice_Recorder（Android版）取扱説明書</w:t>
       </w:r>
     </w:p>
     <w:p>
@@ -323,21 +313,7 @@
         <w:rPr>
           <w:rFonts w:hint="eastAsia"/>
         </w:rPr>
-        <w:t xml:space="preserve">　　設定＞アプリと通知＞すべてのアプリを表示＞</w:t>
-      </w:r>
-      <w:proofErr w:type="spellStart"/>
-      <w:r>
-        <w:rPr>
-          <w:rFonts w:hint="eastAsia"/>
-        </w:rPr>
-        <w:t>QC_Voice_Recorder</w:t>
-      </w:r>
-      <w:proofErr w:type="spellEnd"/>
-      <w:r>
-        <w:rPr>
-          <w:rFonts w:hint="eastAsia"/>
-        </w:rPr>
-        <w:t>＞アプリの権限</w:t>
+        <w:t xml:space="preserve">　　設定＞アプリと通知＞すべてのアプリを表示＞QC_Voice_Recorder＞アプリの権限</w:t>
       </w:r>
     </w:p>
     <w:p>
@@ -592,23 +568,28 @@
       <w:pPr>
         <w:ind w:firstLineChars="200" w:firstLine="400"/>
       </w:pPr>
+    </w:p>
+    <w:p>
+      <w:pPr>
+        <w:ind w:leftChars="200" w:left="400"/>
+      </w:pPr>
       <w:r>
         <w:rPr>
           <w:noProof/>
         </w:rPr>
         <w:drawing>
-          <wp:anchor distT="0" distB="0" distL="114300" distR="114300" simplePos="0" relativeHeight="251721728" behindDoc="1" locked="0" layoutInCell="1" allowOverlap="1" wp14:anchorId="4C7761E8" wp14:editId="79D50DE9">
+          <wp:anchor distT="0" distB="0" distL="114300" distR="114300" simplePos="0" relativeHeight="251739136" behindDoc="1" locked="0" layoutInCell="1" allowOverlap="1" wp14:anchorId="21697276" wp14:editId="2E84E735">
             <wp:simplePos x="0" y="0"/>
             <wp:positionH relativeFrom="column">
-              <wp:posOffset>194310</wp:posOffset>
+              <wp:posOffset>222885</wp:posOffset>
             </wp:positionH>
             <wp:positionV relativeFrom="paragraph">
-              <wp:posOffset>95885</wp:posOffset>
+              <wp:posOffset>19685</wp:posOffset>
             </wp:positionV>
-            <wp:extent cx="4175384" cy="2343150"/>
-            <wp:effectExtent l="0" t="0" r="0" b="0"/>
+            <wp:extent cx="4106545" cy="2076450"/>
+            <wp:effectExtent l="0" t="0" r="8255" b="0"/>
             <wp:wrapNone/>
-            <wp:docPr id="1247700624" name="図 1"/>
+            <wp:docPr id="633893966" name="図 1"/>
             <wp:cNvGraphicFramePr>
               <a:graphicFrameLocks xmlns:a="http://schemas.openxmlformats.org/drawingml/2006/main" noChangeAspect="1"/>
             </wp:cNvGraphicFramePr>
@@ -616,11 +597,11 @@
               <a:graphicData uri="http://schemas.openxmlformats.org/drawingml/2006/picture">
                 <pic:pic xmlns:pic="http://schemas.openxmlformats.org/drawingml/2006/picture">
                   <pic:nvPicPr>
-                    <pic:cNvPr id="1247700624" name="図 1247700624"/>
+                    <pic:cNvPr id="633893966" name="図 633893966"/>
                     <pic:cNvPicPr/>
                   </pic:nvPicPr>
                   <pic:blipFill>
-                    <a:blip r:embed="rId11">
+                    <a:blip r:embed="rId11" cstate="print">
                       <a:extLst>
                         <a:ext uri="{28A0092B-C50C-407E-A947-70E740481C1C}">
                           <a14:useLocalDpi xmlns:a14="http://schemas.microsoft.com/office/drawing/2010/main" val="0"/>
@@ -634,7 +615,7 @@
                   <pic:spPr>
                     <a:xfrm>
                       <a:off x="0" y="0"/>
-                      <a:ext cx="4175384" cy="2343150"/>
+                      <a:ext cx="4106545" cy="2076450"/>
                     </a:xfrm>
                     <a:prstGeom prst="rect">
                       <a:avLst/>
@@ -652,11 +633,6 @@
           </wp:anchor>
         </w:drawing>
       </w:r>
-    </w:p>
-    <w:p>
-      <w:pPr>
-        <w:ind w:leftChars="200" w:left="400"/>
-      </w:pPr>
       <w:r>
         <w:tab/>
       </w:r>
@@ -1427,19 +1403,7 @@
         <w:rPr>
           <w:rFonts w:hint="eastAsia"/>
         </w:rPr>
-        <w:t>Alarm</w:t>
-      </w:r>
-      <w:r>
-        <w:rPr>
-          <w:rFonts w:hint="eastAsia"/>
-        </w:rPr>
-        <w:t>：</w:t>
-      </w:r>
-      <w:r>
-        <w:rPr>
-          <w:rFonts w:hint="eastAsia"/>
-        </w:rPr>
-        <w:t>警告を発声する</w:t>
+        <w:t>Alarm：警告を発声する</w:t>
       </w:r>
     </w:p>
     <w:p>
@@ -1462,19 +1426,7 @@
         <w:rPr>
           <w:rFonts w:hint="eastAsia"/>
         </w:rPr>
-        <w:t xml:space="preserve">　　 Notice</w:t>
-      </w:r>
-      <w:r>
-        <w:rPr>
-          <w:rFonts w:hint="eastAsia"/>
-        </w:rPr>
-        <w:t>：</w:t>
-      </w:r>
-      <w:r>
-        <w:rPr>
-          <w:rFonts w:hint="eastAsia"/>
-        </w:rPr>
-        <w:t>警告文</w:t>
+        <w:t xml:space="preserve">　　 Notice：警告文</w:t>
       </w:r>
     </w:p>
     <w:p>
@@ -1699,9 +1651,6 @@
     <w:p>
       <w:pPr>
         <w:ind w:firstLineChars="200" w:firstLine="400"/>
-        <w:rPr>
-          <w:rFonts w:hint="eastAsia"/>
-        </w:rPr>
       </w:pPr>
       <w:r>
         <w:tab/>
@@ -2321,9 +2270,6 @@
     <w:p>
       <w:pPr>
         <w:ind w:firstLineChars="200" w:firstLine="400"/>
-        <w:rPr>
-          <w:rFonts w:hint="eastAsia"/>
-        </w:rPr>
       </w:pPr>
     </w:p>
     <w:p>
@@ -2690,24 +2636,25 @@
         <w:t>ボタンに更新</w:t>
       </w:r>
     </w:p>
+    <w:p/>
     <w:p>
       <w:r>
         <w:rPr>
           <w:noProof/>
         </w:rPr>
         <w:drawing>
-          <wp:anchor distT="0" distB="0" distL="114300" distR="114300" simplePos="0" relativeHeight="251729920" behindDoc="1" locked="0" layoutInCell="1" allowOverlap="1" wp14:anchorId="046890E9" wp14:editId="03DD3D2C">
+          <wp:anchor distT="0" distB="0" distL="114300" distR="114300" simplePos="0" relativeHeight="251740160" behindDoc="1" locked="0" layoutInCell="1" allowOverlap="1" wp14:anchorId="7E591C9A" wp14:editId="63362060">
             <wp:simplePos x="0" y="0"/>
-            <wp:positionH relativeFrom="column">
-              <wp:posOffset>203834</wp:posOffset>
+            <wp:positionH relativeFrom="page">
+              <wp:posOffset>962025</wp:posOffset>
             </wp:positionH>
             <wp:positionV relativeFrom="paragraph">
-              <wp:posOffset>191135</wp:posOffset>
+              <wp:posOffset>19685</wp:posOffset>
             </wp:positionV>
-            <wp:extent cx="3907649" cy="2190750"/>
-            <wp:effectExtent l="0" t="0" r="0" b="0"/>
+            <wp:extent cx="3885609" cy="2076450"/>
+            <wp:effectExtent l="0" t="0" r="635" b="0"/>
             <wp:wrapNone/>
-            <wp:docPr id="224435060" name="図 9"/>
+            <wp:docPr id="1412930714" name="図 2"/>
             <wp:cNvGraphicFramePr>
               <a:graphicFrameLocks xmlns:a="http://schemas.openxmlformats.org/drawingml/2006/main" noChangeAspect="1"/>
             </wp:cNvGraphicFramePr>
@@ -2715,29 +2662,38 @@
               <a:graphicData uri="http://schemas.openxmlformats.org/drawingml/2006/picture">
                 <pic:pic xmlns:pic="http://schemas.openxmlformats.org/drawingml/2006/picture">
                   <pic:nvPicPr>
-                    <pic:cNvPr id="224435060" name="図 224435060"/>
+                    <pic:cNvPr id="1412930714" name="図 1412930714"/>
                     <pic:cNvPicPr/>
                   </pic:nvPicPr>
-                  <pic:blipFill>
-                    <a:blip r:embed="rId18">
+                  <pic:blipFill rotWithShape="1">
+                    <a:blip r:embed="rId18" cstate="print">
                       <a:extLst>
                         <a:ext uri="{28A0092B-C50C-407E-A947-70E740481C1C}">
                           <a14:useLocalDpi xmlns:a14="http://schemas.microsoft.com/office/drawing/2010/main" val="0"/>
                         </a:ext>
                       </a:extLst>
                     </a:blip>
+                    <a:srcRect r="6029"/>
                     <a:stretch>
                       <a:fillRect/>
                     </a:stretch>
                   </pic:blipFill>
-                  <pic:spPr>
+                  <pic:spPr bwMode="auto">
                     <a:xfrm>
                       <a:off x="0" y="0"/>
-                      <a:ext cx="3910036" cy="2192088"/>
+                      <a:ext cx="3887363" cy="2077387"/>
                     </a:xfrm>
                     <a:prstGeom prst="rect">
                       <a:avLst/>
                     </a:prstGeom>
+                    <a:ln>
+                      <a:noFill/>
+                    </a:ln>
+                    <a:extLst>
+                      <a:ext uri="{53640926-AAD7-44D8-BBD7-CCE9431645EC}">
+                        <a14:shadowObscured xmlns:a14="http://schemas.microsoft.com/office/drawing/2010/main"/>
+                      </a:ext>
+                    </a:extLst>
                   </pic:spPr>
                 </pic:pic>
               </a:graphicData>
@@ -2751,8 +2707,6 @@
           </wp:anchor>
         </w:drawing>
       </w:r>
-    </w:p>
-    <w:p>
       <w:r>
         <w:rPr>
           <w:rFonts w:hint="eastAsia"/>
@@ -2970,7 +2924,7 @@
           <w:noProof/>
         </w:rPr>
         <w:drawing>
-          <wp:anchor distT="0" distB="0" distL="114300" distR="114300" simplePos="0" relativeHeight="251730944" behindDoc="1" locked="0" layoutInCell="1" allowOverlap="1" wp14:anchorId="6E89A0ED" wp14:editId="7FABE123">
+          <wp:anchor distT="0" distB="0" distL="114300" distR="114300" simplePos="0" relativeHeight="251730944" behindDoc="1" locked="0" layoutInCell="1" allowOverlap="1" wp14:anchorId="6E89A0ED" wp14:editId="34E2B879">
             <wp:simplePos x="0" y="0"/>
             <wp:positionH relativeFrom="margin">
               <wp:posOffset>213360</wp:posOffset>
@@ -4407,13 +4361,8 @@
         </w:rPr>
         <w:t>（</w:t>
       </w:r>
-      <w:proofErr w:type="spellStart"/>
-      <w:r>
-        <w:t>QC_Voice_Recorder</w:t>
-      </w:r>
-      <w:proofErr w:type="spellEnd"/>
-      <w:r>
-        <w:t>データ集積マクロ</w:t>
+      <w:r>
+        <w:t>QC_Voice_Recorderデータ集積マクロ</w:t>
       </w:r>
       <w:r>
         <w:rPr>
